--- a/Tuan_01/DeCuong_1trang.docx
+++ b/Tuan_01/DeCuong_1trang.docx
@@ -145,7 +145,7 @@
       <w:r>
         <w:rPr>
           <w:rFonts w:ascii="Consolas" w:hAnsi="Consolas"/>
-          <w:color w:val="8B1A1A"/>
+          <w:color w:val="000000"/>
           <w:sz w:val="19"/>
         </w:rPr>
         <w:t>random/train.json</w:t>
@@ -208,7 +208,7 @@
         <w:tc>
           <w:tcPr>
             <w:tcW w:type="dxa" w:w="2436"/>
-            <w:shd w:val="clear" w:color="auto" w:fill="D9E2F3"/>
+            <w:shd w:val="clear" w:color="auto" w:fill="E7E6E6"/>
           </w:tcPr>
           <w:p>
             <w:r>
@@ -228,7 +228,7 @@
         <w:tc>
           <w:tcPr>
             <w:tcW w:type="dxa" w:w="2436"/>
-            <w:shd w:val="clear" w:color="auto" w:fill="D9E2F3"/>
+            <w:shd w:val="clear" w:color="auto" w:fill="E7E6E6"/>
           </w:tcPr>
           <w:p>
             <w:r>
@@ -248,7 +248,7 @@
         <w:tc>
           <w:tcPr>
             <w:tcW w:type="dxa" w:w="2436"/>
-            <w:shd w:val="clear" w:color="auto" w:fill="D9E2F3"/>
+            <w:shd w:val="clear" w:color="auto" w:fill="E7E6E6"/>
           </w:tcPr>
           <w:p>
             <w:r>
@@ -268,7 +268,7 @@
         <w:tc>
           <w:tcPr>
             <w:tcW w:type="dxa" w:w="2436"/>
-            <w:shd w:val="clear" w:color="auto" w:fill="D9E2F3"/>
+            <w:shd w:val="clear" w:color="auto" w:fill="E7E6E6"/>
           </w:tcPr>
           <w:p>
             <w:r>
@@ -302,7 +302,7 @@
             <w:r>
               <w:rPr>
                 <w:rFonts w:ascii="Consolas" w:hAnsi="Consolas"/>
-                <w:color w:val="8B1A1A"/>
+                <w:color w:val="000000"/>
                 <w:sz w:val="20"/>
               </w:rPr>
               <w:t>AI-MO/NuminaMath-CoT</w:t>
@@ -330,7 +330,7 @@
             <w:r>
               <w:rPr>
                 <w:rFonts w:ascii="Consolas" w:hAnsi="Consolas"/>
-                <w:color w:val="8B1A1A"/>
+                <w:color w:val="000000"/>
                 <w:sz w:val="20"/>
               </w:rPr>
               <w:t>9d8d210c</w:t>
@@ -382,7 +382,7 @@
             <w:r>
               <w:rPr>
                 <w:rFonts w:ascii="Consolas" w:hAnsi="Consolas"/>
-                <w:color w:val="8B1A1A"/>
+                <w:color w:val="000000"/>
                 <w:sz w:val="20"/>
               </w:rPr>
               <w:t>zhangir-azerbayev/ProofNet</w:t>
@@ -410,7 +410,7 @@
             <w:r>
               <w:rPr>
                 <w:rFonts w:ascii="Consolas" w:hAnsi="Consolas"/>
-                <w:color w:val="8B1A1A"/>
+                <w:color w:val="000000"/>
                 <w:sz w:val="20"/>
               </w:rPr>
               <w:t>509ad797</w:t>
@@ -476,7 +476,7 @@
             <w:r>
               <w:rPr>
                 <w:rFonts w:ascii="Consolas" w:hAnsi="Consolas"/>
-                <w:color w:val="8B1A1A"/>
+                <w:color w:val="000000"/>
                 <w:sz w:val="20"/>
               </w:rPr>
               <w:t>29dcec07</w:t>
@@ -608,7 +608,7 @@
       <w:r>
         <w:rPr>
           <w:rFonts w:ascii="Consolas" w:hAnsi="Consolas"/>
-          <w:color w:val="8B1A1A"/>
+          <w:color w:val="000000"/>
           <w:sz w:val="19"/>
         </w:rPr>
         <w:t>source/source_version</w:t>
@@ -643,7 +643,7 @@
         <w:tc>
           <w:tcPr>
             <w:tcW w:type="dxa" w:w="3249"/>
-            <w:shd w:val="clear" w:color="auto" w:fill="D9E2F3"/>
+            <w:shd w:val="clear" w:color="auto" w:fill="E7E6E6"/>
           </w:tcPr>
           <w:p>
             <w:r>
@@ -663,7 +663,7 @@
         <w:tc>
           <w:tcPr>
             <w:tcW w:type="dxa" w:w="3249"/>
-            <w:shd w:val="clear" w:color="auto" w:fill="D9E2F3"/>
+            <w:shd w:val="clear" w:color="auto" w:fill="E7E6E6"/>
           </w:tcPr>
           <w:p>
             <w:r>
@@ -683,7 +683,7 @@
         <w:tc>
           <w:tcPr>
             <w:tcW w:type="dxa" w:w="3249"/>
-            <w:shd w:val="clear" w:color="auto" w:fill="D9E2F3"/>
+            <w:shd w:val="clear" w:color="auto" w:fill="E7E6E6"/>
           </w:tcPr>
           <w:p>
             <w:r>
@@ -1037,7 +1037,7 @@
         <w:tc>
           <w:tcPr>
             <w:tcW w:type="dxa" w:w="3249"/>
-            <w:shd w:val="clear" w:color="auto" w:fill="D9E2F3"/>
+            <w:shd w:val="clear" w:color="auto" w:fill="E7E6E6"/>
           </w:tcPr>
           <w:p>
             <w:r>
@@ -1057,7 +1057,7 @@
         <w:tc>
           <w:tcPr>
             <w:tcW w:type="dxa" w:w="3249"/>
-            <w:shd w:val="clear" w:color="auto" w:fill="D9E2F3"/>
+            <w:shd w:val="clear" w:color="auto" w:fill="E7E6E6"/>
           </w:tcPr>
           <w:p>
             <w:r>
@@ -1077,7 +1077,7 @@
         <w:tc>
           <w:tcPr>
             <w:tcW w:type="dxa" w:w="3249"/>
-            <w:shd w:val="clear" w:color="auto" w:fill="D9E2F3"/>
+            <w:shd w:val="clear" w:color="auto" w:fill="E7E6E6"/>
           </w:tcPr>
           <w:p>
             <w:r>
@@ -1111,7 +1111,7 @@
             <w:r>
               <w:rPr>
                 <w:rFonts w:ascii="Consolas" w:hAnsi="Consolas"/>
-                <w:color w:val="8B1A1A"/>
+                <w:color w:val="000000"/>
                 <w:sz w:val="20"/>
               </w:rPr>
               <w:t>winutils</w:t>
@@ -1147,7 +1147,7 @@
             <w:r>
               <w:rPr>
                 <w:rFonts w:ascii="Consolas" w:hAnsi="Consolas"/>
-                <w:color w:val="8B1A1A"/>
+                <w:color w:val="000000"/>
                 <w:sz w:val="20"/>
               </w:rPr>
               <w:t>HADOOP_HOME</w:t>
@@ -1249,7 +1249,7 @@
             <w:r>
               <w:rPr>
                 <w:rFonts w:ascii="Consolas" w:hAnsi="Consolas"/>
-                <w:color w:val="8B1A1A"/>
+                <w:color w:val="000000"/>
                 <w:sz w:val="20"/>
               </w:rPr>
               <w:t>split:shard:row</w:t>
@@ -1263,7 +1263,7 @@
             <w:r>
               <w:rPr>
                 <w:rFonts w:ascii="Consolas" w:hAnsi="Consolas"/>
-                <w:color w:val="8B1A1A"/>
+                <w:color w:val="000000"/>
                 <w:sz w:val="20"/>
               </w:rPr>
               <w:t>content_sha256</w:t>
@@ -1321,7 +1321,7 @@
             <w:r>
               <w:rPr>
                 <w:rFonts w:ascii="Consolas" w:hAnsi="Consolas"/>
-                <w:color w:val="8B1A1A"/>
+                <w:color w:val="000000"/>
                 <w:sz w:val="20"/>
               </w:rPr>
               <w:t>formal_language</w:t>
@@ -1844,6 +1844,7 @@
     <w:rsid w:val="00FC693F"/>
     <w:rPr>
       <w:rFonts w:ascii="Times New Roman" w:hAnsi="Times New Roman" w:eastAsia="Times New Roman"/>
+      <w:color w:val="000000"/>
       <w:sz w:val="24"/>
     </w:rPr>
   </w:style>
@@ -1909,7 +1910,7 @@
       <w:rFonts w:ascii="Times New Roman" w:hAnsi="Times New Roman" w:eastAsia="Times New Roman" w:cs="Times New Roman"/>
       <w:b/>
       <w:bCs/>
-      <w:color w:val="1F3A68"/>
+      <w:color w:val="000000"/>
       <w:sz w:val="28"/>
       <w:szCs w:val="28"/>
     </w:rPr>
@@ -1933,7 +1934,7 @@
       <w:rFonts w:ascii="Times New Roman" w:hAnsi="Times New Roman" w:eastAsia="Times New Roman" w:cs="Times New Roman"/>
       <w:b/>
       <w:bCs/>
-      <w:color w:val="1F3A68"/>
+      <w:color w:val="000000"/>
       <w:sz w:val="26"/>
       <w:szCs w:val="26"/>
     </w:rPr>
@@ -1957,7 +1958,7 @@
       <w:rFonts w:ascii="Times New Roman" w:hAnsi="Times New Roman" w:eastAsia="Times New Roman" w:cs="Times New Roman"/>
       <w:b/>
       <w:bCs/>
-      <w:color w:val="1F3A68"/>
+      <w:color w:val="000000"/>
     </w:rPr>
   </w:style>
   <w:style w:type="paragraph" w:styleId="Heading4">
@@ -1982,7 +1983,7 @@
       <w:bCs/>
       <w:i/>
       <w:iCs/>
-      <w:color w:val="1F3A68"/>
+      <w:color w:val="000000"/>
     </w:rPr>
   </w:style>
   <w:style w:type="paragraph" w:styleId="Heading5">
@@ -2003,7 +2004,7 @@
     </w:pPr>
     <w:rPr>
       <w:rFonts w:asciiTheme="majorHAnsi" w:eastAsiaTheme="majorEastAsia" w:hAnsiTheme="majorHAnsi" w:cstheme="majorBidi"/>
-      <w:color w:val="243F60" w:themeColor="accent1" w:themeShade="7F"/>
+      <w:color w:val="000000"/>
     </w:rPr>
   </w:style>
   <w:style w:type="paragraph" w:styleId="Heading6">
@@ -2026,7 +2027,7 @@
       <w:rFonts w:asciiTheme="majorHAnsi" w:eastAsiaTheme="majorEastAsia" w:hAnsiTheme="majorHAnsi" w:cstheme="majorBidi"/>
       <w:i/>
       <w:iCs/>
-      <w:color w:val="243F60" w:themeColor="accent1" w:themeShade="7F"/>
+      <w:color w:val="000000"/>
     </w:rPr>
   </w:style>
   <w:style w:type="paragraph" w:styleId="Heading7">
@@ -2049,7 +2050,7 @@
       <w:rFonts w:asciiTheme="majorHAnsi" w:eastAsiaTheme="majorEastAsia" w:hAnsiTheme="majorHAnsi" w:cstheme="majorBidi"/>
       <w:i/>
       <w:iCs/>
-      <w:color w:val="404040" w:themeColor="text1" w:themeTint="BF"/>
+      <w:color w:val="000000"/>
     </w:rPr>
   </w:style>
   <w:style w:type="paragraph" w:styleId="Heading8">
@@ -2070,7 +2071,7 @@
     </w:pPr>
     <w:rPr>
       <w:rFonts w:asciiTheme="majorHAnsi" w:eastAsiaTheme="majorEastAsia" w:hAnsiTheme="majorHAnsi" w:cstheme="majorBidi"/>
-      <w:color w:val="4F81BD" w:themeColor="accent1"/>
+      <w:color w:val="000000"/>
       <w:sz w:val="20"/>
       <w:szCs w:val="20"/>
     </w:rPr>
@@ -2095,7 +2096,7 @@
       <w:rFonts w:asciiTheme="majorHAnsi" w:eastAsiaTheme="majorEastAsia" w:hAnsiTheme="majorHAnsi" w:cstheme="majorBidi"/>
       <w:i/>
       <w:iCs/>
-      <w:color w:val="404040" w:themeColor="text1" w:themeTint="BF"/>
+      <w:color w:val="000000"/>
       <w:sz w:val="20"/>
       <w:szCs w:val="20"/>
     </w:rPr>
@@ -2146,7 +2147,7 @@
       <w:rFonts w:asciiTheme="majorHAnsi" w:eastAsiaTheme="majorEastAsia" w:hAnsiTheme="majorHAnsi" w:cstheme="majorBidi"/>
       <w:b/>
       <w:bCs/>
-      <w:color w:val="365F91" w:themeColor="accent1" w:themeShade="BF"/>
+      <w:color w:val="000000"/>
       <w:sz w:val="28"/>
       <w:szCs w:val="28"/>
     </w:rPr>
@@ -2161,7 +2162,7 @@
       <w:rFonts w:asciiTheme="majorHAnsi" w:eastAsiaTheme="majorEastAsia" w:hAnsiTheme="majorHAnsi" w:cstheme="majorBidi"/>
       <w:b/>
       <w:bCs/>
-      <w:color w:val="4F81BD" w:themeColor="accent1"/>
+      <w:color w:val="000000"/>
       <w:sz w:val="26"/>
       <w:szCs w:val="26"/>
     </w:rPr>
@@ -2176,7 +2177,7 @@
       <w:rFonts w:asciiTheme="majorHAnsi" w:eastAsiaTheme="majorEastAsia" w:hAnsiTheme="majorHAnsi" w:cstheme="majorBidi"/>
       <w:b/>
       <w:bCs/>
-      <w:color w:val="4F81BD" w:themeColor="accent1"/>
+      <w:color w:val="000000"/>
     </w:rPr>
   </w:style>
   <w:style w:type="paragraph" w:styleId="Title">
@@ -2196,7 +2197,7 @@
     </w:pPr>
     <w:rPr>
       <w:rFonts w:ascii="Times New Roman" w:hAnsi="Times New Roman" w:eastAsia="Times New Roman" w:cs="Times New Roman"/>
-      <w:color w:val="1F3A68"/>
+      <w:color w:val="000000"/>
       <w:spacing w:val="5"/>
       <w:kern w:val="28"/>
       <w:sz w:val="52"/>
@@ -2211,7 +2212,7 @@
     <w:rsid w:val="00FC693F"/>
     <w:rPr>
       <w:rFonts w:asciiTheme="majorHAnsi" w:eastAsiaTheme="majorEastAsia" w:hAnsiTheme="majorHAnsi" w:cstheme="majorBidi"/>
-      <w:color w:val="17365D" w:themeColor="text2" w:themeShade="BF"/>
+      <w:color w:val="000000"/>
       <w:spacing w:val="5"/>
       <w:kern w:val="28"/>
       <w:sz w:val="52"/>
@@ -2235,7 +2236,7 @@
       <w:rFonts w:asciiTheme="majorHAnsi" w:eastAsiaTheme="majorEastAsia" w:hAnsiTheme="majorHAnsi" w:cstheme="majorBidi"/>
       <w:i/>
       <w:iCs/>
-      <w:color w:val="4F81BD" w:themeColor="accent1"/>
+      <w:color w:val="000000"/>
       <w:spacing w:val="15"/>
       <w:sz w:val="24"/>
       <w:szCs w:val="24"/>
@@ -2251,7 +2252,7 @@
       <w:rFonts w:asciiTheme="majorHAnsi" w:eastAsiaTheme="majorEastAsia" w:hAnsiTheme="majorHAnsi" w:cstheme="majorBidi"/>
       <w:i/>
       <w:iCs/>
-      <w:color w:val="4F81BD" w:themeColor="accent1"/>
+      <w:color w:val="000000"/>
       <w:spacing w:val="15"/>
       <w:sz w:val="24"/>
       <w:szCs w:val="24"/>
@@ -2523,7 +2524,7 @@
     <w:rPr>
       <w:i/>
       <w:iCs/>
-      <w:color w:val="000000" w:themeColor="text1"/>
+      <w:color w:val="000000"/>
     </w:rPr>
   </w:style>
   <w:style w:type="character" w:customStyle="1" w:styleId="QuoteChar">
@@ -2535,7 +2536,7 @@
     <w:rPr>
       <w:i/>
       <w:iCs/>
-      <w:color w:val="000000" w:themeColor="text1"/>
+      <w:color w:val="000000"/>
     </w:rPr>
   </w:style>
   <w:style w:type="character" w:customStyle="1" w:styleId="Heading4Char">
@@ -2551,7 +2552,7 @@
       <w:bCs/>
       <w:i/>
       <w:iCs/>
-      <w:color w:val="4F81BD" w:themeColor="accent1"/>
+      <w:color w:val="000000"/>
     </w:rPr>
   </w:style>
   <w:style w:type="character" w:customStyle="1" w:styleId="Heading5Char">
@@ -2563,7 +2564,7 @@
     <w:rsid w:val="00FC693F"/>
     <w:rPr>
       <w:rFonts w:asciiTheme="majorHAnsi" w:eastAsiaTheme="majorEastAsia" w:hAnsiTheme="majorHAnsi" w:cstheme="majorBidi"/>
-      <w:color w:val="243F60" w:themeColor="accent1" w:themeShade="7F"/>
+      <w:color w:val="000000"/>
     </w:rPr>
   </w:style>
   <w:style w:type="character" w:customStyle="1" w:styleId="Heading6Char">
@@ -2577,7 +2578,7 @@
       <w:rFonts w:asciiTheme="majorHAnsi" w:eastAsiaTheme="majorEastAsia" w:hAnsiTheme="majorHAnsi" w:cstheme="majorBidi"/>
       <w:i/>
       <w:iCs/>
-      <w:color w:val="243F60" w:themeColor="accent1" w:themeShade="7F"/>
+      <w:color w:val="000000"/>
     </w:rPr>
   </w:style>
   <w:style w:type="character" w:customStyle="1" w:styleId="Heading7Char">
@@ -2591,7 +2592,7 @@
       <w:rFonts w:asciiTheme="majorHAnsi" w:eastAsiaTheme="majorEastAsia" w:hAnsiTheme="majorHAnsi" w:cstheme="majorBidi"/>
       <w:i/>
       <w:iCs/>
-      <w:color w:val="404040" w:themeColor="text1" w:themeTint="BF"/>
+      <w:color w:val="000000"/>
     </w:rPr>
   </w:style>
   <w:style w:type="character" w:customStyle="1" w:styleId="Heading8Char">
@@ -2603,7 +2604,7 @@
     <w:rsid w:val="00FC693F"/>
     <w:rPr>
       <w:rFonts w:asciiTheme="majorHAnsi" w:eastAsiaTheme="majorEastAsia" w:hAnsiTheme="majorHAnsi" w:cstheme="majorBidi"/>
-      <w:color w:val="4F81BD" w:themeColor="accent1"/>
+      <w:color w:val="000000"/>
       <w:sz w:val="20"/>
       <w:szCs w:val="20"/>
     </w:rPr>
@@ -2619,7 +2620,7 @@
       <w:rFonts w:asciiTheme="majorHAnsi" w:eastAsiaTheme="majorEastAsia" w:hAnsiTheme="majorHAnsi" w:cstheme="majorBidi"/>
       <w:i/>
       <w:iCs/>
-      <w:color w:val="404040" w:themeColor="text1" w:themeTint="BF"/>
+      <w:color w:val="000000"/>
       <w:sz w:val="20"/>
       <w:szCs w:val="20"/>
     </w:rPr>
@@ -2639,7 +2640,7 @@
     <w:rPr>
       <w:b/>
       <w:bCs/>
-      <w:color w:val="4F81BD" w:themeColor="accent1"/>
+      <w:color w:val="000000"/>
       <w:sz w:val="18"/>
       <w:szCs w:val="18"/>
     </w:rPr>
@@ -2686,7 +2687,7 @@
       <w:bCs/>
       <w:i/>
       <w:iCs/>
-      <w:color w:val="4F81BD" w:themeColor="accent1"/>
+      <w:color w:val="000000"/>
     </w:rPr>
   </w:style>
   <w:style w:type="character" w:customStyle="1" w:styleId="IntenseQuoteChar">
@@ -2700,7 +2701,7 @@
       <w:bCs/>
       <w:i/>
       <w:iCs/>
-      <w:color w:val="4F81BD" w:themeColor="accent1"/>
+      <w:color w:val="000000"/>
     </w:rPr>
   </w:style>
   <w:style w:type="character" w:styleId="SubtleEmphasis">
@@ -2712,7 +2713,7 @@
     <w:rPr>
       <w:i/>
       <w:iCs/>
-      <w:color w:val="808080" w:themeColor="text1" w:themeTint="7F"/>
+      <w:color w:val="000000"/>
     </w:rPr>
   </w:style>
   <w:style w:type="character" w:styleId="IntenseEmphasis">
@@ -2726,7 +2727,7 @@
       <w:bCs/>
       <w:i/>
       <w:iCs/>
-      <w:color w:val="4F81BD" w:themeColor="accent1"/>
+      <w:color w:val="000000"/>
     </w:rPr>
   </w:style>
   <w:style w:type="character" w:styleId="SubtleReference">
@@ -2737,7 +2738,7 @@
     <w:rsid w:val="00FC693F"/>
     <w:rPr>
       <w:smallCaps/>
-      <w:color w:val="C0504D" w:themeColor="accent2"/>
+      <w:color w:val="000000"/>
       <w:u w:val="single"/>
     </w:rPr>
   </w:style>
@@ -2751,7 +2752,7 @@
       <w:b/>
       <w:bCs/>
       <w:smallCaps/>
-      <w:color w:val="C0504D" w:themeColor="accent2"/>
+      <w:color w:val="000000"/>
       <w:spacing w:val="5"/>
       <w:u w:val="single"/>
     </w:rPr>
@@ -2817,7 +2818,7 @@
       <w:spacing w:after="0" w:line="240" w:lineRule="auto"/>
     </w:pPr>
     <w:rPr>
-      <w:color w:val="000000" w:themeColor="text1" w:themeShade="BF"/>
+      <w:color w:val="000000"/>
     </w:rPr>
     <w:tblPr>
       <w:tblStyleRowBandSize w:val="1"/>
@@ -2920,7 +2921,7 @@
       <w:spacing w:after="0" w:line="240" w:lineRule="auto"/>
     </w:pPr>
     <w:rPr>
-      <w:color w:val="365F91" w:themeColor="accent1" w:themeShade="BF"/>
+      <w:color w:val="000000"/>
     </w:rPr>
     <w:tblPr>
       <w:tblStyleRowBandSize w:val="1"/>
@@ -3023,7 +3024,7 @@
       <w:spacing w:after="0" w:line="240" w:lineRule="auto"/>
     </w:pPr>
     <w:rPr>
-      <w:color w:val="943634" w:themeColor="accent2" w:themeShade="BF"/>
+      <w:color w:val="000000"/>
     </w:rPr>
     <w:tblPr>
       <w:tblStyleRowBandSize w:val="1"/>
@@ -3126,7 +3127,7 @@
       <w:spacing w:after="0" w:line="240" w:lineRule="auto"/>
     </w:pPr>
     <w:rPr>
-      <w:color w:val="76923C" w:themeColor="accent3" w:themeShade="BF"/>
+      <w:color w:val="000000"/>
     </w:rPr>
     <w:tblPr>
       <w:tblStyleRowBandSize w:val="1"/>
@@ -3229,7 +3230,7 @@
       <w:spacing w:after="0" w:line="240" w:lineRule="auto"/>
     </w:pPr>
     <w:rPr>
-      <w:color w:val="5F497A" w:themeColor="accent4" w:themeShade="BF"/>
+      <w:color w:val="000000"/>
     </w:rPr>
     <w:tblPr>
       <w:tblStyleRowBandSize w:val="1"/>
@@ -3332,7 +3333,7 @@
       <w:spacing w:after="0" w:line="240" w:lineRule="auto"/>
     </w:pPr>
     <w:rPr>
-      <w:color w:val="31849B" w:themeColor="accent5" w:themeShade="BF"/>
+      <w:color w:val="000000"/>
     </w:rPr>
     <w:tblPr>
       <w:tblStyleRowBandSize w:val="1"/>
@@ -3435,7 +3436,7 @@
       <w:spacing w:after="0" w:line="240" w:lineRule="auto"/>
     </w:pPr>
     <w:rPr>
-      <w:color w:val="E36C0A" w:themeColor="accent6" w:themeShade="BF"/>
+      <w:color w:val="000000"/>
     </w:rPr>
     <w:tblPr>
       <w:tblStyleRowBandSize w:val="1"/>
@@ -3561,7 +3562,7 @@
       <w:rPr>
         <w:b/>
         <w:bCs/>
-        <w:color w:val="FFFFFF" w:themeColor="background1"/>
+        <w:color w:val="000000"/>
       </w:rPr>
       <w:tblPr/>
       <w:tcPr>
@@ -3653,7 +3654,7 @@
       <w:rPr>
         <w:b/>
         <w:bCs/>
-        <w:color w:val="FFFFFF" w:themeColor="background1"/>
+        <w:color w:val="000000"/>
       </w:rPr>
       <w:tblPr/>
       <w:tcPr>
@@ -3745,7 +3746,7 @@
       <w:rPr>
         <w:b/>
         <w:bCs/>
-        <w:color w:val="FFFFFF" w:themeColor="background1"/>
+        <w:color w:val="000000"/>
       </w:rPr>
       <w:tblPr/>
       <w:tcPr>
@@ -3837,7 +3838,7 @@
       <w:rPr>
         <w:b/>
         <w:bCs/>
-        <w:color w:val="FFFFFF" w:themeColor="background1"/>
+        <w:color w:val="000000"/>
       </w:rPr>
       <w:tblPr/>
       <w:tcPr>
@@ -3929,7 +3930,7 @@
       <w:rPr>
         <w:b/>
         <w:bCs/>
-        <w:color w:val="FFFFFF" w:themeColor="background1"/>
+        <w:color w:val="000000"/>
       </w:rPr>
       <w:tblPr/>
       <w:tcPr>
@@ -4021,7 +4022,7 @@
       <w:rPr>
         <w:b/>
         <w:bCs/>
-        <w:color w:val="FFFFFF" w:themeColor="background1"/>
+        <w:color w:val="000000"/>
       </w:rPr>
       <w:tblPr/>
       <w:tcPr>
@@ -4113,7 +4114,7 @@
       <w:rPr>
         <w:b/>
         <w:bCs/>
-        <w:color w:val="FFFFFF" w:themeColor="background1"/>
+        <w:color w:val="000000"/>
       </w:rPr>
       <w:tblPr/>
       <w:tcPr>
@@ -5116,7 +5117,7 @@
       <w:rPr>
         <w:b/>
         <w:bCs/>
-        <w:color w:val="FFFFFF" w:themeColor="background1"/>
+        <w:color w:val="000000"/>
       </w:rPr>
       <w:tblPr/>
       <w:tcPr>
@@ -5222,7 +5223,7 @@
       <w:rPr>
         <w:b/>
         <w:bCs/>
-        <w:color w:val="FFFFFF" w:themeColor="background1"/>
+        <w:color w:val="000000"/>
       </w:rPr>
       <w:tblPr/>
       <w:tcPr>
@@ -5328,7 +5329,7 @@
       <w:rPr>
         <w:b/>
         <w:bCs/>
-        <w:color w:val="FFFFFF" w:themeColor="background1"/>
+        <w:color w:val="000000"/>
       </w:rPr>
       <w:tblPr/>
       <w:tcPr>
@@ -5434,7 +5435,7 @@
       <w:rPr>
         <w:b/>
         <w:bCs/>
-        <w:color w:val="FFFFFF" w:themeColor="background1"/>
+        <w:color w:val="000000"/>
       </w:rPr>
       <w:tblPr/>
       <w:tcPr>
@@ -5540,7 +5541,7 @@
       <w:rPr>
         <w:b/>
         <w:bCs/>
-        <w:color w:val="FFFFFF" w:themeColor="background1"/>
+        <w:color w:val="000000"/>
       </w:rPr>
       <w:tblPr/>
       <w:tcPr>
@@ -5646,7 +5647,7 @@
       <w:rPr>
         <w:b/>
         <w:bCs/>
-        <w:color w:val="FFFFFF" w:themeColor="background1"/>
+        <w:color w:val="000000"/>
       </w:rPr>
       <w:tblPr/>
       <w:tcPr>
@@ -5752,7 +5753,7 @@
       <w:rPr>
         <w:b/>
         <w:bCs/>
-        <w:color w:val="FFFFFF" w:themeColor="background1"/>
+        <w:color w:val="000000"/>
       </w:rPr>
       <w:tblPr/>
       <w:tcPr>
@@ -5855,7 +5856,7 @@
       <w:rPr>
         <w:b/>
         <w:bCs/>
-        <w:color w:val="FFFFFF" w:themeColor="background1"/>
+        <w:color w:val="000000"/>
       </w:rPr>
       <w:tblPr/>
       <w:tcPr>
@@ -5875,7 +5876,7 @@
         <w:spacing w:before="0" w:after="0" w:line="240" w:lineRule="auto"/>
       </w:pPr>
       <w:rPr>
-        <w:color w:val="auto"/>
+        <w:color w:val="000000"/>
       </w:rPr>
       <w:tblPr/>
       <w:tcPr>
@@ -5894,7 +5895,7 @@
       <w:rPr>
         <w:b/>
         <w:bCs/>
-        <w:color w:val="FFFFFF" w:themeColor="background1"/>
+        <w:color w:val="000000"/>
       </w:rPr>
       <w:tblPr/>
       <w:tcPr>
@@ -5913,7 +5914,7 @@
       <w:rPr>
         <w:b/>
         <w:bCs/>
-        <w:color w:val="FFFFFF" w:themeColor="background1"/>
+        <w:color w:val="000000"/>
       </w:rPr>
       <w:tblPr/>
       <w:tcPr>
@@ -5959,7 +5960,7 @@
     </w:tblStylePr>
     <w:tblStylePr w:type="nwCell">
       <w:rPr>
-        <w:color w:val="FFFFFF" w:themeColor="background1"/>
+        <w:color w:val="000000"/>
       </w:rPr>
       <w:tblPr/>
       <w:tcPr>
@@ -6004,7 +6005,7 @@
       <w:rPr>
         <w:b/>
         <w:bCs/>
-        <w:color w:val="FFFFFF" w:themeColor="background1"/>
+        <w:color w:val="000000"/>
       </w:rPr>
       <w:tblPr/>
       <w:tcPr>
@@ -6024,7 +6025,7 @@
         <w:spacing w:before="0" w:after="0" w:line="240" w:lineRule="auto"/>
       </w:pPr>
       <w:rPr>
-        <w:color w:val="auto"/>
+        <w:color w:val="000000"/>
       </w:rPr>
       <w:tblPr/>
       <w:tcPr>
@@ -6043,7 +6044,7 @@
       <w:rPr>
         <w:b/>
         <w:bCs/>
-        <w:color w:val="FFFFFF" w:themeColor="background1"/>
+        <w:color w:val="000000"/>
       </w:rPr>
       <w:tblPr/>
       <w:tcPr>
@@ -6062,7 +6063,7 @@
       <w:rPr>
         <w:b/>
         <w:bCs/>
-        <w:color w:val="FFFFFF" w:themeColor="background1"/>
+        <w:color w:val="000000"/>
       </w:rPr>
       <w:tblPr/>
       <w:tcPr>
@@ -6108,7 +6109,7 @@
     </w:tblStylePr>
     <w:tblStylePr w:type="nwCell">
       <w:rPr>
-        <w:color w:val="FFFFFF" w:themeColor="background1"/>
+        <w:color w:val="000000"/>
       </w:rPr>
       <w:tblPr/>
       <w:tcPr>
@@ -6153,7 +6154,7 @@
       <w:rPr>
         <w:b/>
         <w:bCs/>
-        <w:color w:val="FFFFFF" w:themeColor="background1"/>
+        <w:color w:val="000000"/>
       </w:rPr>
       <w:tblPr/>
       <w:tcPr>
@@ -6173,7 +6174,7 @@
         <w:spacing w:before="0" w:after="0" w:line="240" w:lineRule="auto"/>
       </w:pPr>
       <w:rPr>
-        <w:color w:val="auto"/>
+        <w:color w:val="000000"/>
       </w:rPr>
       <w:tblPr/>
       <w:tcPr>
@@ -6192,7 +6193,7 @@
       <w:rPr>
         <w:b/>
         <w:bCs/>
-        <w:color w:val="FFFFFF" w:themeColor="background1"/>
+        <w:color w:val="000000"/>
       </w:rPr>
       <w:tblPr/>
       <w:tcPr>
@@ -6211,7 +6212,7 @@
       <w:rPr>
         <w:b/>
         <w:bCs/>
-        <w:color w:val="FFFFFF" w:themeColor="background1"/>
+        <w:color w:val="000000"/>
       </w:rPr>
       <w:tblPr/>
       <w:tcPr>
@@ -6257,7 +6258,7 @@
     </w:tblStylePr>
     <w:tblStylePr w:type="nwCell">
       <w:rPr>
-        <w:color w:val="FFFFFF" w:themeColor="background1"/>
+        <w:color w:val="000000"/>
       </w:rPr>
       <w:tblPr/>
       <w:tcPr>
@@ -6302,7 +6303,7 @@
       <w:rPr>
         <w:b/>
         <w:bCs/>
-        <w:color w:val="FFFFFF" w:themeColor="background1"/>
+        <w:color w:val="000000"/>
       </w:rPr>
       <w:tblPr/>
       <w:tcPr>
@@ -6322,7 +6323,7 @@
         <w:spacing w:before="0" w:after="0" w:line="240" w:lineRule="auto"/>
       </w:pPr>
       <w:rPr>
-        <w:color w:val="auto"/>
+        <w:color w:val="000000"/>
       </w:rPr>
       <w:tblPr/>
       <w:tcPr>
@@ -6341,7 +6342,7 @@
       <w:rPr>
         <w:b/>
         <w:bCs/>
-        <w:color w:val="FFFFFF" w:themeColor="background1"/>
+        <w:color w:val="000000"/>
       </w:rPr>
       <w:tblPr/>
       <w:tcPr>
@@ -6360,7 +6361,7 @@
       <w:rPr>
         <w:b/>
         <w:bCs/>
-        <w:color w:val="FFFFFF" w:themeColor="background1"/>
+        <w:color w:val="000000"/>
       </w:rPr>
       <w:tblPr/>
       <w:tcPr>
@@ -6406,7 +6407,7 @@
     </w:tblStylePr>
     <w:tblStylePr w:type="nwCell">
       <w:rPr>
-        <w:color w:val="FFFFFF" w:themeColor="background1"/>
+        <w:color w:val="000000"/>
       </w:rPr>
       <w:tblPr/>
       <w:tcPr>
@@ -6451,7 +6452,7 @@
       <w:rPr>
         <w:b/>
         <w:bCs/>
-        <w:color w:val="FFFFFF" w:themeColor="background1"/>
+        <w:color w:val="000000"/>
       </w:rPr>
       <w:tblPr/>
       <w:tcPr>
@@ -6471,7 +6472,7 @@
         <w:spacing w:before="0" w:after="0" w:line="240" w:lineRule="auto"/>
       </w:pPr>
       <w:rPr>
-        <w:color w:val="auto"/>
+        <w:color w:val="000000"/>
       </w:rPr>
       <w:tblPr/>
       <w:tcPr>
@@ -6490,7 +6491,7 @@
       <w:rPr>
         <w:b/>
         <w:bCs/>
-        <w:color w:val="FFFFFF" w:themeColor="background1"/>
+        <w:color w:val="000000"/>
       </w:rPr>
       <w:tblPr/>
       <w:tcPr>
@@ -6509,7 +6510,7 @@
       <w:rPr>
         <w:b/>
         <w:bCs/>
-        <w:color w:val="FFFFFF" w:themeColor="background1"/>
+        <w:color w:val="000000"/>
       </w:rPr>
       <w:tblPr/>
       <w:tcPr>
@@ -6555,7 +6556,7 @@
     </w:tblStylePr>
     <w:tblStylePr w:type="nwCell">
       <w:rPr>
-        <w:color w:val="FFFFFF" w:themeColor="background1"/>
+        <w:color w:val="000000"/>
       </w:rPr>
       <w:tblPr/>
       <w:tcPr>
@@ -6600,7 +6601,7 @@
       <w:rPr>
         <w:b/>
         <w:bCs/>
-        <w:color w:val="FFFFFF" w:themeColor="background1"/>
+        <w:color w:val="000000"/>
       </w:rPr>
       <w:tblPr/>
       <w:tcPr>
@@ -6620,7 +6621,7 @@
         <w:spacing w:before="0" w:after="0" w:line="240" w:lineRule="auto"/>
       </w:pPr>
       <w:rPr>
-        <w:color w:val="auto"/>
+        <w:color w:val="000000"/>
       </w:rPr>
       <w:tblPr/>
       <w:tcPr>
@@ -6639,7 +6640,7 @@
       <w:rPr>
         <w:b/>
         <w:bCs/>
-        <w:color w:val="FFFFFF" w:themeColor="background1"/>
+        <w:color w:val="000000"/>
       </w:rPr>
       <w:tblPr/>
       <w:tcPr>
@@ -6658,7 +6659,7 @@
       <w:rPr>
         <w:b/>
         <w:bCs/>
-        <w:color w:val="FFFFFF" w:themeColor="background1"/>
+        <w:color w:val="000000"/>
       </w:rPr>
       <w:tblPr/>
       <w:tcPr>
@@ -6704,7 +6705,7 @@
     </w:tblStylePr>
     <w:tblStylePr w:type="nwCell">
       <w:rPr>
-        <w:color w:val="FFFFFF" w:themeColor="background1"/>
+        <w:color w:val="000000"/>
       </w:rPr>
       <w:tblPr/>
       <w:tcPr>
@@ -6749,7 +6750,7 @@
       <w:rPr>
         <w:b/>
         <w:bCs/>
-        <w:color w:val="FFFFFF" w:themeColor="background1"/>
+        <w:color w:val="000000"/>
       </w:rPr>
       <w:tblPr/>
       <w:tcPr>
@@ -6769,7 +6770,7 @@
         <w:spacing w:before="0" w:after="0" w:line="240" w:lineRule="auto"/>
       </w:pPr>
       <w:rPr>
-        <w:color w:val="auto"/>
+        <w:color w:val="000000"/>
       </w:rPr>
       <w:tblPr/>
       <w:tcPr>
@@ -6788,7 +6789,7 @@
       <w:rPr>
         <w:b/>
         <w:bCs/>
-        <w:color w:val="FFFFFF" w:themeColor="background1"/>
+        <w:color w:val="000000"/>
       </w:rPr>
       <w:tblPr/>
       <w:tcPr>
@@ -6807,7 +6808,7 @@
       <w:rPr>
         <w:b/>
         <w:bCs/>
-        <w:color w:val="FFFFFF" w:themeColor="background1"/>
+        <w:color w:val="000000"/>
       </w:rPr>
       <w:tblPr/>
       <w:tcPr>
@@ -6853,7 +6854,7 @@
     </w:tblStylePr>
     <w:tblStylePr w:type="nwCell">
       <w:rPr>
-        <w:color w:val="FFFFFF" w:themeColor="background1"/>
+        <w:color w:val="000000"/>
       </w:rPr>
       <w:tblPr/>
       <w:tcPr>
@@ -6877,7 +6878,7 @@
       <w:spacing w:after="0" w:line="240" w:lineRule="auto"/>
     </w:pPr>
     <w:rPr>
-      <w:color w:val="000000" w:themeColor="text1"/>
+      <w:color w:val="000000"/>
     </w:rPr>
     <w:tblPr>
       <w:tblStyleRowBandSize w:val="1"/>
@@ -6910,7 +6911,7 @@
       <w:rPr>
         <w:b/>
         <w:bCs/>
-        <w:color w:val="1F497D" w:themeColor="text2"/>
+        <w:color w:val="000000"/>
       </w:rPr>
       <w:tblPr/>
       <w:tcPr>
@@ -6961,7 +6962,7 @@
       <w:spacing w:after="0" w:line="240" w:lineRule="auto"/>
     </w:pPr>
     <w:rPr>
-      <w:color w:val="000000" w:themeColor="text1"/>
+      <w:color w:val="000000"/>
     </w:rPr>
     <w:tblPr>
       <w:tblStyleRowBandSize w:val="1"/>
@@ -6994,7 +6995,7 @@
       <w:rPr>
         <w:b/>
         <w:bCs/>
-        <w:color w:val="1F497D" w:themeColor="text2"/>
+        <w:color w:val="000000"/>
       </w:rPr>
       <w:tblPr/>
       <w:tcPr>
@@ -7045,7 +7046,7 @@
       <w:spacing w:after="0" w:line="240" w:lineRule="auto"/>
     </w:pPr>
     <w:rPr>
-      <w:color w:val="000000" w:themeColor="text1"/>
+      <w:color w:val="000000"/>
     </w:rPr>
     <w:tblPr>
       <w:tblStyleRowBandSize w:val="1"/>
@@ -7078,7 +7079,7 @@
       <w:rPr>
         <w:b/>
         <w:bCs/>
-        <w:color w:val="1F497D" w:themeColor="text2"/>
+        <w:color w:val="000000"/>
       </w:rPr>
       <w:tblPr/>
       <w:tcPr>
@@ -7129,7 +7130,7 @@
       <w:spacing w:after="0" w:line="240" w:lineRule="auto"/>
     </w:pPr>
     <w:rPr>
-      <w:color w:val="000000" w:themeColor="text1"/>
+      <w:color w:val="000000"/>
     </w:rPr>
     <w:tblPr>
       <w:tblStyleRowBandSize w:val="1"/>
@@ -7162,7 +7163,7 @@
       <w:rPr>
         <w:b/>
         <w:bCs/>
-        <w:color w:val="1F497D" w:themeColor="text2"/>
+        <w:color w:val="000000"/>
       </w:rPr>
       <w:tblPr/>
       <w:tcPr>
@@ -7213,7 +7214,7 @@
       <w:spacing w:after="0" w:line="240" w:lineRule="auto"/>
     </w:pPr>
     <w:rPr>
-      <w:color w:val="000000" w:themeColor="text1"/>
+      <w:color w:val="000000"/>
     </w:rPr>
     <w:tblPr>
       <w:tblStyleRowBandSize w:val="1"/>
@@ -7246,7 +7247,7 @@
       <w:rPr>
         <w:b/>
         <w:bCs/>
-        <w:color w:val="1F497D" w:themeColor="text2"/>
+        <w:color w:val="000000"/>
       </w:rPr>
       <w:tblPr/>
       <w:tcPr>
@@ -7297,7 +7298,7 @@
       <w:spacing w:after="0" w:line="240" w:lineRule="auto"/>
     </w:pPr>
     <w:rPr>
-      <w:color w:val="000000" w:themeColor="text1"/>
+      <w:color w:val="000000"/>
     </w:rPr>
     <w:tblPr>
       <w:tblStyleRowBandSize w:val="1"/>
@@ -7330,7 +7331,7 @@
       <w:rPr>
         <w:b/>
         <w:bCs/>
-        <w:color w:val="1F497D" w:themeColor="text2"/>
+        <w:color w:val="000000"/>
       </w:rPr>
       <w:tblPr/>
       <w:tcPr>
@@ -7381,7 +7382,7 @@
       <w:spacing w:after="0" w:line="240" w:lineRule="auto"/>
     </w:pPr>
     <w:rPr>
-      <w:color w:val="000000" w:themeColor="text1"/>
+      <w:color w:val="000000"/>
     </w:rPr>
     <w:tblPr>
       <w:tblStyleRowBandSize w:val="1"/>
@@ -7414,7 +7415,7 @@
       <w:rPr>
         <w:b/>
         <w:bCs/>
-        <w:color w:val="1F497D" w:themeColor="text2"/>
+        <w:color w:val="000000"/>
       </w:rPr>
       <w:tblPr/>
       <w:tcPr>
@@ -7466,7 +7467,7 @@
     </w:pPr>
     <w:rPr>
       <w:rFonts w:asciiTheme="majorHAnsi" w:eastAsiaTheme="majorEastAsia" w:hAnsiTheme="majorHAnsi" w:cstheme="majorBidi"/>
-      <w:color w:val="000000" w:themeColor="text1"/>
+      <w:color w:val="000000"/>
     </w:rPr>
     <w:tblPr>
       <w:tblStyleRowBandSize w:val="1"/>
@@ -7594,7 +7595,7 @@
     </w:pPr>
     <w:rPr>
       <w:rFonts w:asciiTheme="majorHAnsi" w:eastAsiaTheme="majorEastAsia" w:hAnsiTheme="majorHAnsi" w:cstheme="majorBidi"/>
-      <w:color w:val="000000" w:themeColor="text1"/>
+      <w:color w:val="000000"/>
     </w:rPr>
     <w:tblPr>
       <w:tblStyleRowBandSize w:val="1"/>
@@ -7722,7 +7723,7 @@
     </w:pPr>
     <w:rPr>
       <w:rFonts w:asciiTheme="majorHAnsi" w:eastAsiaTheme="majorEastAsia" w:hAnsiTheme="majorHAnsi" w:cstheme="majorBidi"/>
-      <w:color w:val="000000" w:themeColor="text1"/>
+      <w:color w:val="000000"/>
     </w:rPr>
     <w:tblPr>
       <w:tblStyleRowBandSize w:val="1"/>
@@ -7850,7 +7851,7 @@
     </w:pPr>
     <w:rPr>
       <w:rFonts w:asciiTheme="majorHAnsi" w:eastAsiaTheme="majorEastAsia" w:hAnsiTheme="majorHAnsi" w:cstheme="majorBidi"/>
-      <w:color w:val="000000" w:themeColor="text1"/>
+      <w:color w:val="000000"/>
     </w:rPr>
     <w:tblPr>
       <w:tblStyleRowBandSize w:val="1"/>
@@ -7978,7 +7979,7 @@
     </w:pPr>
     <w:rPr>
       <w:rFonts w:asciiTheme="majorHAnsi" w:eastAsiaTheme="majorEastAsia" w:hAnsiTheme="majorHAnsi" w:cstheme="majorBidi"/>
-      <w:color w:val="000000" w:themeColor="text1"/>
+      <w:color w:val="000000"/>
     </w:rPr>
     <w:tblPr>
       <w:tblStyleRowBandSize w:val="1"/>
@@ -8106,7 +8107,7 @@
     </w:pPr>
     <w:rPr>
       <w:rFonts w:asciiTheme="majorHAnsi" w:eastAsiaTheme="majorEastAsia" w:hAnsiTheme="majorHAnsi" w:cstheme="majorBidi"/>
-      <w:color w:val="000000" w:themeColor="text1"/>
+      <w:color w:val="000000"/>
     </w:rPr>
     <w:tblPr>
       <w:tblStyleRowBandSize w:val="1"/>
@@ -8234,7 +8235,7 @@
     </w:pPr>
     <w:rPr>
       <w:rFonts w:asciiTheme="majorHAnsi" w:eastAsiaTheme="majorEastAsia" w:hAnsiTheme="majorHAnsi" w:cstheme="majorBidi"/>
-      <w:color w:val="000000" w:themeColor="text1"/>
+      <w:color w:val="000000"/>
     </w:rPr>
     <w:tblPr>
       <w:tblStyleRowBandSize w:val="1"/>
@@ -8873,7 +8874,7 @@
     </w:pPr>
     <w:rPr>
       <w:rFonts w:asciiTheme="majorHAnsi" w:eastAsiaTheme="majorEastAsia" w:hAnsiTheme="majorHAnsi" w:cstheme="majorBidi"/>
-      <w:color w:val="000000" w:themeColor="text1"/>
+      <w:color w:val="000000"/>
     </w:rPr>
     <w:tblPr>
       <w:tblStyleRowBandSize w:val="1"/>
@@ -8901,7 +8902,7 @@
       <w:rPr>
         <w:b/>
         <w:bCs/>
-        <w:color w:val="000000" w:themeColor="text1"/>
+        <w:color w:val="000000"/>
       </w:rPr>
       <w:tblPr/>
       <w:tcPr>
@@ -8912,7 +8913,7 @@
       <w:rPr>
         <w:b/>
         <w:bCs/>
-        <w:color w:val="000000" w:themeColor="text1"/>
+        <w:color w:val="000000"/>
       </w:rPr>
       <w:tblPr/>
       <w:tcPr>
@@ -8931,7 +8932,7 @@
       <w:rPr>
         <w:b/>
         <w:bCs/>
-        <w:color w:val="000000" w:themeColor="text1"/>
+        <w:color w:val="000000"/>
       </w:rPr>
       <w:tblPr/>
       <w:tcPr>
@@ -8950,7 +8951,7 @@
       <w:rPr>
         <w:b w:val="0"/>
         <w:bCs w:val="0"/>
-        <w:color w:val="000000" w:themeColor="text1"/>
+        <w:color w:val="000000"/>
       </w:rPr>
       <w:tblPr/>
       <w:tcPr>
@@ -8998,7 +8999,7 @@
     </w:pPr>
     <w:rPr>
       <w:rFonts w:asciiTheme="majorHAnsi" w:eastAsiaTheme="majorEastAsia" w:hAnsiTheme="majorHAnsi" w:cstheme="majorBidi"/>
-      <w:color w:val="000000" w:themeColor="text1"/>
+      <w:color w:val="000000"/>
     </w:rPr>
     <w:tblPr>
       <w:tblStyleRowBandSize w:val="1"/>
@@ -9026,7 +9027,7 @@
       <w:rPr>
         <w:b/>
         <w:bCs/>
-        <w:color w:val="000000" w:themeColor="text1"/>
+        <w:color w:val="000000"/>
       </w:rPr>
       <w:tblPr/>
       <w:tcPr>
@@ -9037,7 +9038,7 @@
       <w:rPr>
         <w:b/>
         <w:bCs/>
-        <w:color w:val="000000" w:themeColor="text1"/>
+        <w:color w:val="000000"/>
       </w:rPr>
       <w:tblPr/>
       <w:tcPr>
@@ -9056,7 +9057,7 @@
       <w:rPr>
         <w:b/>
         <w:bCs/>
-        <w:color w:val="000000" w:themeColor="text1"/>
+        <w:color w:val="000000"/>
       </w:rPr>
       <w:tblPr/>
       <w:tcPr>
@@ -9075,7 +9076,7 @@
       <w:rPr>
         <w:b w:val="0"/>
         <w:bCs w:val="0"/>
-        <w:color w:val="000000" w:themeColor="text1"/>
+        <w:color w:val="000000"/>
       </w:rPr>
       <w:tblPr/>
       <w:tcPr>
@@ -9123,7 +9124,7 @@
     </w:pPr>
     <w:rPr>
       <w:rFonts w:asciiTheme="majorHAnsi" w:eastAsiaTheme="majorEastAsia" w:hAnsiTheme="majorHAnsi" w:cstheme="majorBidi"/>
-      <w:color w:val="000000" w:themeColor="text1"/>
+      <w:color w:val="000000"/>
     </w:rPr>
     <w:tblPr>
       <w:tblStyleRowBandSize w:val="1"/>
@@ -9151,7 +9152,7 @@
       <w:rPr>
         <w:b/>
         <w:bCs/>
-        <w:color w:val="000000" w:themeColor="text1"/>
+        <w:color w:val="000000"/>
       </w:rPr>
       <w:tblPr/>
       <w:tcPr>
@@ -9162,7 +9163,7 @@
       <w:rPr>
         <w:b/>
         <w:bCs/>
-        <w:color w:val="000000" w:themeColor="text1"/>
+        <w:color w:val="000000"/>
       </w:rPr>
       <w:tblPr/>
       <w:tcPr>
@@ -9181,7 +9182,7 @@
       <w:rPr>
         <w:b/>
         <w:bCs/>
-        <w:color w:val="000000" w:themeColor="text1"/>
+        <w:color w:val="000000"/>
       </w:rPr>
       <w:tblPr/>
       <w:tcPr>
@@ -9200,7 +9201,7 @@
       <w:rPr>
         <w:b w:val="0"/>
         <w:bCs w:val="0"/>
-        <w:color w:val="000000" w:themeColor="text1"/>
+        <w:color w:val="000000"/>
       </w:rPr>
       <w:tblPr/>
       <w:tcPr>
@@ -9248,7 +9249,7 @@
     </w:pPr>
     <w:rPr>
       <w:rFonts w:asciiTheme="majorHAnsi" w:eastAsiaTheme="majorEastAsia" w:hAnsiTheme="majorHAnsi" w:cstheme="majorBidi"/>
-      <w:color w:val="000000" w:themeColor="text1"/>
+      <w:color w:val="000000"/>
     </w:rPr>
     <w:tblPr>
       <w:tblStyleRowBandSize w:val="1"/>
@@ -9276,7 +9277,7 @@
       <w:rPr>
         <w:b/>
         <w:bCs/>
-        <w:color w:val="000000" w:themeColor="text1"/>
+        <w:color w:val="000000"/>
       </w:rPr>
       <w:tblPr/>
       <w:tcPr>
@@ -9287,7 +9288,7 @@
       <w:rPr>
         <w:b/>
         <w:bCs/>
-        <w:color w:val="000000" w:themeColor="text1"/>
+        <w:color w:val="000000"/>
       </w:rPr>
       <w:tblPr/>
       <w:tcPr>
@@ -9306,7 +9307,7 @@
       <w:rPr>
         <w:b/>
         <w:bCs/>
-        <w:color w:val="000000" w:themeColor="text1"/>
+        <w:color w:val="000000"/>
       </w:rPr>
       <w:tblPr/>
       <w:tcPr>
@@ -9325,7 +9326,7 @@
       <w:rPr>
         <w:b w:val="0"/>
         <w:bCs w:val="0"/>
-        <w:color w:val="000000" w:themeColor="text1"/>
+        <w:color w:val="000000"/>
       </w:rPr>
       <w:tblPr/>
       <w:tcPr>
@@ -9373,7 +9374,7 @@
     </w:pPr>
     <w:rPr>
       <w:rFonts w:asciiTheme="majorHAnsi" w:eastAsiaTheme="majorEastAsia" w:hAnsiTheme="majorHAnsi" w:cstheme="majorBidi"/>
-      <w:color w:val="000000" w:themeColor="text1"/>
+      <w:color w:val="000000"/>
     </w:rPr>
     <w:tblPr>
       <w:tblStyleRowBandSize w:val="1"/>
@@ -9401,7 +9402,7 @@
       <w:rPr>
         <w:b/>
         <w:bCs/>
-        <w:color w:val="000000" w:themeColor="text1"/>
+        <w:color w:val="000000"/>
       </w:rPr>
       <w:tblPr/>
       <w:tcPr>
@@ -9412,7 +9413,7 @@
       <w:rPr>
         <w:b/>
         <w:bCs/>
-        <w:color w:val="000000" w:themeColor="text1"/>
+        <w:color w:val="000000"/>
       </w:rPr>
       <w:tblPr/>
       <w:tcPr>
@@ -9431,7 +9432,7 @@
       <w:rPr>
         <w:b/>
         <w:bCs/>
-        <w:color w:val="000000" w:themeColor="text1"/>
+        <w:color w:val="000000"/>
       </w:rPr>
       <w:tblPr/>
       <w:tcPr>
@@ -9450,7 +9451,7 @@
       <w:rPr>
         <w:b w:val="0"/>
         <w:bCs w:val="0"/>
-        <w:color w:val="000000" w:themeColor="text1"/>
+        <w:color w:val="000000"/>
       </w:rPr>
       <w:tblPr/>
       <w:tcPr>
@@ -9498,7 +9499,7 @@
     </w:pPr>
     <w:rPr>
       <w:rFonts w:asciiTheme="majorHAnsi" w:eastAsiaTheme="majorEastAsia" w:hAnsiTheme="majorHAnsi" w:cstheme="majorBidi"/>
-      <w:color w:val="000000" w:themeColor="text1"/>
+      <w:color w:val="000000"/>
     </w:rPr>
     <w:tblPr>
       <w:tblStyleRowBandSize w:val="1"/>
@@ -9526,7 +9527,7 @@
       <w:rPr>
         <w:b/>
         <w:bCs/>
-        <w:color w:val="000000" w:themeColor="text1"/>
+        <w:color w:val="000000"/>
       </w:rPr>
       <w:tblPr/>
       <w:tcPr>
@@ -9537,7 +9538,7 @@
       <w:rPr>
         <w:b/>
         <w:bCs/>
-        <w:color w:val="000000" w:themeColor="text1"/>
+        <w:color w:val="000000"/>
       </w:rPr>
       <w:tblPr/>
       <w:tcPr>
@@ -9556,7 +9557,7 @@
       <w:rPr>
         <w:b/>
         <w:bCs/>
-        <w:color w:val="000000" w:themeColor="text1"/>
+        <w:color w:val="000000"/>
       </w:rPr>
       <w:tblPr/>
       <w:tcPr>
@@ -9575,7 +9576,7 @@
       <w:rPr>
         <w:b w:val="0"/>
         <w:bCs w:val="0"/>
-        <w:color w:val="000000" w:themeColor="text1"/>
+        <w:color w:val="000000"/>
       </w:rPr>
       <w:tblPr/>
       <w:tcPr>
@@ -9623,7 +9624,7 @@
     </w:pPr>
     <w:rPr>
       <w:rFonts w:asciiTheme="majorHAnsi" w:eastAsiaTheme="majorEastAsia" w:hAnsiTheme="majorHAnsi" w:cstheme="majorBidi"/>
-      <w:color w:val="000000" w:themeColor="text1"/>
+      <w:color w:val="000000"/>
     </w:rPr>
     <w:tblPr>
       <w:tblStyleRowBandSize w:val="1"/>
@@ -9651,7 +9652,7 @@
       <w:rPr>
         <w:b/>
         <w:bCs/>
-        <w:color w:val="000000" w:themeColor="text1"/>
+        <w:color w:val="000000"/>
       </w:rPr>
       <w:tblPr/>
       <w:tcPr>
@@ -9662,7 +9663,7 @@
       <w:rPr>
         <w:b/>
         <w:bCs/>
-        <w:color w:val="000000" w:themeColor="text1"/>
+        <w:color w:val="000000"/>
       </w:rPr>
       <w:tblPr/>
       <w:tcPr>
@@ -9681,7 +9682,7 @@
       <w:rPr>
         <w:b/>
         <w:bCs/>
-        <w:color w:val="000000" w:themeColor="text1"/>
+        <w:color w:val="000000"/>
       </w:rPr>
       <w:tblPr/>
       <w:tcPr>
@@ -9700,7 +9701,7 @@
       <w:rPr>
         <w:b w:val="0"/>
         <w:bCs w:val="0"/>
-        <w:color w:val="000000" w:themeColor="text1"/>
+        <w:color w:val="000000"/>
       </w:rPr>
       <w:tblPr/>
       <w:tcPr>
@@ -9774,7 +9775,7 @@
         <w:bCs/>
         <w:i w:val="0"/>
         <w:iCs w:val="0"/>
-        <w:color w:val="FFFFFF" w:themeColor="background1"/>
+        <w:color w:val="000000"/>
       </w:rPr>
       <w:tblPr/>
       <w:tcPr>
@@ -9795,7 +9796,7 @@
         <w:bCs/>
         <w:i w:val="0"/>
         <w:iCs w:val="0"/>
-        <w:color w:val="FFFFFF" w:themeColor="background1"/>
+        <w:color w:val="000000"/>
       </w:rPr>
       <w:tblPr/>
       <w:tcPr>
@@ -9816,7 +9817,7 @@
         <w:bCs/>
         <w:i w:val="0"/>
         <w:iCs w:val="0"/>
-        <w:color w:val="FFFFFF" w:themeColor="background1"/>
+        <w:color w:val="000000"/>
       </w:rPr>
       <w:tblPr/>
       <w:tcPr>
@@ -9835,7 +9836,7 @@
         <w:bCs/>
         <w:i w:val="0"/>
         <w:iCs w:val="0"/>
-        <w:color w:val="FFFFFF" w:themeColor="background1"/>
+        <w:color w:val="000000"/>
       </w:rPr>
       <w:tblPr/>
       <w:tcPr>
@@ -9915,7 +9916,7 @@
         <w:bCs/>
         <w:i w:val="0"/>
         <w:iCs w:val="0"/>
-        <w:color w:val="FFFFFF" w:themeColor="background1"/>
+        <w:color w:val="000000"/>
       </w:rPr>
       <w:tblPr/>
       <w:tcPr>
@@ -9936,7 +9937,7 @@
         <w:bCs/>
         <w:i w:val="0"/>
         <w:iCs w:val="0"/>
-        <w:color w:val="FFFFFF" w:themeColor="background1"/>
+        <w:color w:val="000000"/>
       </w:rPr>
       <w:tblPr/>
       <w:tcPr>
@@ -9957,7 +9958,7 @@
         <w:bCs/>
         <w:i w:val="0"/>
         <w:iCs w:val="0"/>
-        <w:color w:val="FFFFFF" w:themeColor="background1"/>
+        <w:color w:val="000000"/>
       </w:rPr>
       <w:tblPr/>
       <w:tcPr>
@@ -9976,7 +9977,7 @@
         <w:bCs/>
         <w:i w:val="0"/>
         <w:iCs w:val="0"/>
-        <w:color w:val="FFFFFF" w:themeColor="background1"/>
+        <w:color w:val="000000"/>
       </w:rPr>
       <w:tblPr/>
       <w:tcPr>
@@ -10056,7 +10057,7 @@
         <w:bCs/>
         <w:i w:val="0"/>
         <w:iCs w:val="0"/>
-        <w:color w:val="FFFFFF" w:themeColor="background1"/>
+        <w:color w:val="000000"/>
       </w:rPr>
       <w:tblPr/>
       <w:tcPr>
@@ -10077,7 +10078,7 @@
         <w:bCs/>
         <w:i w:val="0"/>
         <w:iCs w:val="0"/>
-        <w:color w:val="FFFFFF" w:themeColor="background1"/>
+        <w:color w:val="000000"/>
       </w:rPr>
       <w:tblPr/>
       <w:tcPr>
@@ -10098,7 +10099,7 @@
         <w:bCs/>
         <w:i w:val="0"/>
         <w:iCs w:val="0"/>
-        <w:color w:val="FFFFFF" w:themeColor="background1"/>
+        <w:color w:val="000000"/>
       </w:rPr>
       <w:tblPr/>
       <w:tcPr>
@@ -10117,7 +10118,7 @@
         <w:bCs/>
         <w:i w:val="0"/>
         <w:iCs w:val="0"/>
-        <w:color w:val="FFFFFF" w:themeColor="background1"/>
+        <w:color w:val="000000"/>
       </w:rPr>
       <w:tblPr/>
       <w:tcPr>
@@ -10197,7 +10198,7 @@
         <w:bCs/>
         <w:i w:val="0"/>
         <w:iCs w:val="0"/>
-        <w:color w:val="FFFFFF" w:themeColor="background1"/>
+        <w:color w:val="000000"/>
       </w:rPr>
       <w:tblPr/>
       <w:tcPr>
@@ -10218,7 +10219,7 @@
         <w:bCs/>
         <w:i w:val="0"/>
         <w:iCs w:val="0"/>
-        <w:color w:val="FFFFFF" w:themeColor="background1"/>
+        <w:color w:val="000000"/>
       </w:rPr>
       <w:tblPr/>
       <w:tcPr>
@@ -10239,7 +10240,7 @@
         <w:bCs/>
         <w:i w:val="0"/>
         <w:iCs w:val="0"/>
-        <w:color w:val="FFFFFF" w:themeColor="background1"/>
+        <w:color w:val="000000"/>
       </w:rPr>
       <w:tblPr/>
       <w:tcPr>
@@ -10258,7 +10259,7 @@
         <w:bCs/>
         <w:i w:val="0"/>
         <w:iCs w:val="0"/>
-        <w:color w:val="FFFFFF" w:themeColor="background1"/>
+        <w:color w:val="000000"/>
       </w:rPr>
       <w:tblPr/>
       <w:tcPr>
@@ -10338,7 +10339,7 @@
         <w:bCs/>
         <w:i w:val="0"/>
         <w:iCs w:val="0"/>
-        <w:color w:val="FFFFFF" w:themeColor="background1"/>
+        <w:color w:val="000000"/>
       </w:rPr>
       <w:tblPr/>
       <w:tcPr>
@@ -10359,7 +10360,7 @@
         <w:bCs/>
         <w:i w:val="0"/>
         <w:iCs w:val="0"/>
-        <w:color w:val="FFFFFF" w:themeColor="background1"/>
+        <w:color w:val="000000"/>
       </w:rPr>
       <w:tblPr/>
       <w:tcPr>
@@ -10380,7 +10381,7 @@
         <w:bCs/>
         <w:i w:val="0"/>
         <w:iCs w:val="0"/>
-        <w:color w:val="FFFFFF" w:themeColor="background1"/>
+        <w:color w:val="000000"/>
       </w:rPr>
       <w:tblPr/>
       <w:tcPr>
@@ -10399,7 +10400,7 @@
         <w:bCs/>
         <w:i w:val="0"/>
         <w:iCs w:val="0"/>
-        <w:color w:val="FFFFFF" w:themeColor="background1"/>
+        <w:color w:val="000000"/>
       </w:rPr>
       <w:tblPr/>
       <w:tcPr>
@@ -10479,7 +10480,7 @@
         <w:bCs/>
         <w:i w:val="0"/>
         <w:iCs w:val="0"/>
-        <w:color w:val="FFFFFF" w:themeColor="background1"/>
+        <w:color w:val="000000"/>
       </w:rPr>
       <w:tblPr/>
       <w:tcPr>
@@ -10500,7 +10501,7 @@
         <w:bCs/>
         <w:i w:val="0"/>
         <w:iCs w:val="0"/>
-        <w:color w:val="FFFFFF" w:themeColor="background1"/>
+        <w:color w:val="000000"/>
       </w:rPr>
       <w:tblPr/>
       <w:tcPr>
@@ -10521,7 +10522,7 @@
         <w:bCs/>
         <w:i w:val="0"/>
         <w:iCs w:val="0"/>
-        <w:color w:val="FFFFFF" w:themeColor="background1"/>
+        <w:color w:val="000000"/>
       </w:rPr>
       <w:tblPr/>
       <w:tcPr>
@@ -10540,7 +10541,7 @@
         <w:bCs/>
         <w:i w:val="0"/>
         <w:iCs w:val="0"/>
-        <w:color w:val="FFFFFF" w:themeColor="background1"/>
+        <w:color w:val="000000"/>
       </w:rPr>
       <w:tblPr/>
       <w:tcPr>
@@ -10620,7 +10621,7 @@
         <w:bCs/>
         <w:i w:val="0"/>
         <w:iCs w:val="0"/>
-        <w:color w:val="FFFFFF" w:themeColor="background1"/>
+        <w:color w:val="000000"/>
       </w:rPr>
       <w:tblPr/>
       <w:tcPr>
@@ -10641,7 +10642,7 @@
         <w:bCs/>
         <w:i w:val="0"/>
         <w:iCs w:val="0"/>
-        <w:color w:val="FFFFFF" w:themeColor="background1"/>
+        <w:color w:val="000000"/>
       </w:rPr>
       <w:tblPr/>
       <w:tcPr>
@@ -10662,7 +10663,7 @@
         <w:bCs/>
         <w:i w:val="0"/>
         <w:iCs w:val="0"/>
-        <w:color w:val="FFFFFF" w:themeColor="background1"/>
+        <w:color w:val="000000"/>
       </w:rPr>
       <w:tblPr/>
       <w:tcPr>
@@ -10681,7 +10682,7 @@
         <w:bCs/>
         <w:i w:val="0"/>
         <w:iCs w:val="0"/>
-        <w:color w:val="FFFFFF" w:themeColor="background1"/>
+        <w:color w:val="000000"/>
       </w:rPr>
       <w:tblPr/>
       <w:tcPr>
@@ -10734,7 +10735,7 @@
       <w:spacing w:after="0" w:line="240" w:lineRule="auto"/>
     </w:pPr>
     <w:rPr>
-      <w:color w:val="FFFFFF" w:themeColor="background1"/>
+      <w:color w:val="000000"/>
     </w:rPr>
     <w:tblPr>
       <w:tblStyleRowBandSize w:val="1"/>
@@ -10848,7 +10849,7 @@
       <w:spacing w:after="0" w:line="240" w:lineRule="auto"/>
     </w:pPr>
     <w:rPr>
-      <w:color w:val="FFFFFF" w:themeColor="background1"/>
+      <w:color w:val="000000"/>
     </w:rPr>
     <w:tblPr>
       <w:tblStyleRowBandSize w:val="1"/>
@@ -10962,7 +10963,7 @@
       <w:spacing w:after="0" w:line="240" w:lineRule="auto"/>
     </w:pPr>
     <w:rPr>
-      <w:color w:val="FFFFFF" w:themeColor="background1"/>
+      <w:color w:val="000000"/>
     </w:rPr>
     <w:tblPr>
       <w:tblStyleRowBandSize w:val="1"/>
@@ -11076,7 +11077,7 @@
       <w:spacing w:after="0" w:line="240" w:lineRule="auto"/>
     </w:pPr>
     <w:rPr>
-      <w:color w:val="FFFFFF" w:themeColor="background1"/>
+      <w:color w:val="000000"/>
     </w:rPr>
     <w:tblPr>
       <w:tblStyleRowBandSize w:val="1"/>
@@ -11190,7 +11191,7 @@
       <w:spacing w:after="0" w:line="240" w:lineRule="auto"/>
     </w:pPr>
     <w:rPr>
-      <w:color w:val="FFFFFF" w:themeColor="background1"/>
+      <w:color w:val="000000"/>
     </w:rPr>
     <w:tblPr>
       <w:tblStyleRowBandSize w:val="1"/>
@@ -11304,7 +11305,7 @@
       <w:spacing w:after="0" w:line="240" w:lineRule="auto"/>
     </w:pPr>
     <w:rPr>
-      <w:color w:val="FFFFFF" w:themeColor="background1"/>
+      <w:color w:val="000000"/>
     </w:rPr>
     <w:tblPr>
       <w:tblStyleRowBandSize w:val="1"/>
@@ -11418,7 +11419,7 @@
       <w:spacing w:after="0" w:line="240" w:lineRule="auto"/>
     </w:pPr>
     <w:rPr>
-      <w:color w:val="FFFFFF" w:themeColor="background1"/>
+      <w:color w:val="000000"/>
     </w:rPr>
     <w:tblPr>
       <w:tblStyleRowBandSize w:val="1"/>
@@ -11532,7 +11533,7 @@
       <w:spacing w:after="0" w:line="240" w:lineRule="auto"/>
     </w:pPr>
     <w:rPr>
-      <w:color w:val="000000" w:themeColor="text1"/>
+      <w:color w:val="000000"/>
     </w:rPr>
     <w:tblPr>
       <w:tblStyleRowBandSize w:val="1"/>
@@ -11578,7 +11579,7 @@
       <w:rPr>
         <w:b/>
         <w:bCs/>
-        <w:color w:val="FFFFFF" w:themeColor="background1"/>
+        <w:color w:val="000000"/>
       </w:rPr>
       <w:tblPr/>
       <w:tcPr>
@@ -11590,7 +11591,7 @@
     </w:tblStylePr>
     <w:tblStylePr w:type="firstCol">
       <w:rPr>
-        <w:color w:val="FFFFFF" w:themeColor="background1"/>
+        <w:color w:val="000000"/>
       </w:rPr>
       <w:tblPr/>
       <w:tcPr>
@@ -11607,7 +11608,7 @@
     </w:tblStylePr>
     <w:tblStylePr w:type="lastCol">
       <w:rPr>
-        <w:color w:val="FFFFFF" w:themeColor="background1"/>
+        <w:color w:val="000000"/>
       </w:rPr>
       <w:tblPr/>
       <w:tcPr>
@@ -11636,12 +11637,12 @@
     </w:tblStylePr>
     <w:tblStylePr w:type="neCell">
       <w:rPr>
-        <w:color w:val="000000" w:themeColor="text1"/>
+        <w:color w:val="000000"/>
       </w:rPr>
     </w:tblStylePr>
     <w:tblStylePr w:type="nwCell">
       <w:rPr>
-        <w:color w:val="000000" w:themeColor="text1"/>
+        <w:color w:val="000000"/>
       </w:rPr>
     </w:tblStylePr>
   </w:style>
@@ -11654,7 +11655,7 @@
       <w:spacing w:after="0" w:line="240" w:lineRule="auto"/>
     </w:pPr>
     <w:rPr>
-      <w:color w:val="000000" w:themeColor="text1"/>
+      <w:color w:val="000000"/>
     </w:rPr>
     <w:tblPr>
       <w:tblStyleRowBandSize w:val="1"/>
@@ -11700,7 +11701,7 @@
       <w:rPr>
         <w:b/>
         <w:bCs/>
-        <w:color w:val="FFFFFF" w:themeColor="background1"/>
+        <w:color w:val="000000"/>
       </w:rPr>
       <w:tblPr/>
       <w:tcPr>
@@ -11712,7 +11713,7 @@
     </w:tblStylePr>
     <w:tblStylePr w:type="firstCol">
       <w:rPr>
-        <w:color w:val="FFFFFF" w:themeColor="background1"/>
+        <w:color w:val="000000"/>
       </w:rPr>
       <w:tblPr/>
       <w:tcPr>
@@ -11729,7 +11730,7 @@
     </w:tblStylePr>
     <w:tblStylePr w:type="lastCol">
       <w:rPr>
-        <w:color w:val="FFFFFF" w:themeColor="background1"/>
+        <w:color w:val="000000"/>
       </w:rPr>
       <w:tblPr/>
       <w:tcPr>
@@ -11758,12 +11759,12 @@
     </w:tblStylePr>
     <w:tblStylePr w:type="neCell">
       <w:rPr>
-        <w:color w:val="000000" w:themeColor="text1"/>
+        <w:color w:val="000000"/>
       </w:rPr>
     </w:tblStylePr>
     <w:tblStylePr w:type="nwCell">
       <w:rPr>
-        <w:color w:val="000000" w:themeColor="text1"/>
+        <w:color w:val="000000"/>
       </w:rPr>
     </w:tblStylePr>
   </w:style>
@@ -11776,7 +11777,7 @@
       <w:spacing w:after="0" w:line="240" w:lineRule="auto"/>
     </w:pPr>
     <w:rPr>
-      <w:color w:val="000000" w:themeColor="text1"/>
+      <w:color w:val="000000"/>
     </w:rPr>
     <w:tblPr>
       <w:tblStyleRowBandSize w:val="1"/>
@@ -11822,7 +11823,7 @@
       <w:rPr>
         <w:b/>
         <w:bCs/>
-        <w:color w:val="FFFFFF" w:themeColor="background1"/>
+        <w:color w:val="000000"/>
       </w:rPr>
       <w:tblPr/>
       <w:tcPr>
@@ -11834,7 +11835,7 @@
     </w:tblStylePr>
     <w:tblStylePr w:type="firstCol">
       <w:rPr>
-        <w:color w:val="FFFFFF" w:themeColor="background1"/>
+        <w:color w:val="000000"/>
       </w:rPr>
       <w:tblPr/>
       <w:tcPr>
@@ -11851,7 +11852,7 @@
     </w:tblStylePr>
     <w:tblStylePr w:type="lastCol">
       <w:rPr>
-        <w:color w:val="FFFFFF" w:themeColor="background1"/>
+        <w:color w:val="000000"/>
       </w:rPr>
       <w:tblPr/>
       <w:tcPr>
@@ -11880,12 +11881,12 @@
     </w:tblStylePr>
     <w:tblStylePr w:type="neCell">
       <w:rPr>
-        <w:color w:val="000000" w:themeColor="text1"/>
+        <w:color w:val="000000"/>
       </w:rPr>
     </w:tblStylePr>
     <w:tblStylePr w:type="nwCell">
       <w:rPr>
-        <w:color w:val="000000" w:themeColor="text1"/>
+        <w:color w:val="000000"/>
       </w:rPr>
     </w:tblStylePr>
   </w:style>
@@ -11898,7 +11899,7 @@
       <w:spacing w:after="0" w:line="240" w:lineRule="auto"/>
     </w:pPr>
     <w:rPr>
-      <w:color w:val="000000" w:themeColor="text1"/>
+      <w:color w:val="000000"/>
     </w:rPr>
     <w:tblPr>
       <w:tblStyleRowBandSize w:val="1"/>
@@ -11944,7 +11945,7 @@
       <w:rPr>
         <w:b/>
         <w:bCs/>
-        <w:color w:val="FFFFFF" w:themeColor="background1"/>
+        <w:color w:val="000000"/>
       </w:rPr>
       <w:tblPr/>
       <w:tcPr>
@@ -11956,7 +11957,7 @@
     </w:tblStylePr>
     <w:tblStylePr w:type="firstCol">
       <w:rPr>
-        <w:color w:val="FFFFFF" w:themeColor="background1"/>
+        <w:color w:val="000000"/>
       </w:rPr>
       <w:tblPr/>
       <w:tcPr>
@@ -11973,7 +11974,7 @@
     </w:tblStylePr>
     <w:tblStylePr w:type="lastCol">
       <w:rPr>
-        <w:color w:val="FFFFFF" w:themeColor="background1"/>
+        <w:color w:val="000000"/>
       </w:rPr>
       <w:tblPr/>
       <w:tcPr>
@@ -12010,7 +12011,7 @@
       <w:spacing w:after="0" w:line="240" w:lineRule="auto"/>
     </w:pPr>
     <w:rPr>
-      <w:color w:val="000000" w:themeColor="text1"/>
+      <w:color w:val="000000"/>
     </w:rPr>
     <w:tblPr>
       <w:tblStyleRowBandSize w:val="1"/>
@@ -12056,7 +12057,7 @@
       <w:rPr>
         <w:b/>
         <w:bCs/>
-        <w:color w:val="FFFFFF" w:themeColor="background1"/>
+        <w:color w:val="000000"/>
       </w:rPr>
       <w:tblPr/>
       <w:tcPr>
@@ -12068,7 +12069,7 @@
     </w:tblStylePr>
     <w:tblStylePr w:type="firstCol">
       <w:rPr>
-        <w:color w:val="FFFFFF" w:themeColor="background1"/>
+        <w:color w:val="000000"/>
       </w:rPr>
       <w:tblPr/>
       <w:tcPr>
@@ -12085,7 +12086,7 @@
     </w:tblStylePr>
     <w:tblStylePr w:type="lastCol">
       <w:rPr>
-        <w:color w:val="FFFFFF" w:themeColor="background1"/>
+        <w:color w:val="000000"/>
       </w:rPr>
       <w:tblPr/>
       <w:tcPr>
@@ -12114,12 +12115,12 @@
     </w:tblStylePr>
     <w:tblStylePr w:type="neCell">
       <w:rPr>
-        <w:color w:val="000000" w:themeColor="text1"/>
+        <w:color w:val="000000"/>
       </w:rPr>
     </w:tblStylePr>
     <w:tblStylePr w:type="nwCell">
       <w:rPr>
-        <w:color w:val="000000" w:themeColor="text1"/>
+        <w:color w:val="000000"/>
       </w:rPr>
     </w:tblStylePr>
   </w:style>
@@ -12132,7 +12133,7 @@
       <w:spacing w:after="0" w:line="240" w:lineRule="auto"/>
     </w:pPr>
     <w:rPr>
-      <w:color w:val="000000" w:themeColor="text1"/>
+      <w:color w:val="000000"/>
     </w:rPr>
     <w:tblPr>
       <w:tblStyleRowBandSize w:val="1"/>
@@ -12178,7 +12179,7 @@
       <w:rPr>
         <w:b/>
         <w:bCs/>
-        <w:color w:val="FFFFFF" w:themeColor="background1"/>
+        <w:color w:val="000000"/>
       </w:rPr>
       <w:tblPr/>
       <w:tcPr>
@@ -12190,7 +12191,7 @@
     </w:tblStylePr>
     <w:tblStylePr w:type="firstCol">
       <w:rPr>
-        <w:color w:val="FFFFFF" w:themeColor="background1"/>
+        <w:color w:val="000000"/>
       </w:rPr>
       <w:tblPr/>
       <w:tcPr>
@@ -12207,7 +12208,7 @@
     </w:tblStylePr>
     <w:tblStylePr w:type="lastCol">
       <w:rPr>
-        <w:color w:val="FFFFFF" w:themeColor="background1"/>
+        <w:color w:val="000000"/>
       </w:rPr>
       <w:tblPr/>
       <w:tcPr>
@@ -12236,12 +12237,12 @@
     </w:tblStylePr>
     <w:tblStylePr w:type="neCell">
       <w:rPr>
-        <w:color w:val="000000" w:themeColor="text1"/>
+        <w:color w:val="000000"/>
       </w:rPr>
     </w:tblStylePr>
     <w:tblStylePr w:type="nwCell">
       <w:rPr>
-        <w:color w:val="000000" w:themeColor="text1"/>
+        <w:color w:val="000000"/>
       </w:rPr>
     </w:tblStylePr>
   </w:style>
@@ -12254,7 +12255,7 @@
       <w:spacing w:after="0" w:line="240" w:lineRule="auto"/>
     </w:pPr>
     <w:rPr>
-      <w:color w:val="000000" w:themeColor="text1"/>
+      <w:color w:val="000000"/>
     </w:rPr>
     <w:tblPr>
       <w:tblStyleRowBandSize w:val="1"/>
@@ -12300,7 +12301,7 @@
       <w:rPr>
         <w:b/>
         <w:bCs/>
-        <w:color w:val="FFFFFF" w:themeColor="background1"/>
+        <w:color w:val="000000"/>
       </w:rPr>
       <w:tblPr/>
       <w:tcPr>
@@ -12312,7 +12313,7 @@
     </w:tblStylePr>
     <w:tblStylePr w:type="firstCol">
       <w:rPr>
-        <w:color w:val="FFFFFF" w:themeColor="background1"/>
+        <w:color w:val="000000"/>
       </w:rPr>
       <w:tblPr/>
       <w:tcPr>
@@ -12329,7 +12330,7 @@
     </w:tblStylePr>
     <w:tblStylePr w:type="lastCol">
       <w:rPr>
-        <w:color w:val="FFFFFF" w:themeColor="background1"/>
+        <w:color w:val="000000"/>
       </w:rPr>
       <w:tblPr/>
       <w:tcPr>
@@ -12358,12 +12359,12 @@
     </w:tblStylePr>
     <w:tblStylePr w:type="neCell">
       <w:rPr>
-        <w:color w:val="000000" w:themeColor="text1"/>
+        <w:color w:val="000000"/>
       </w:rPr>
     </w:tblStylePr>
     <w:tblStylePr w:type="nwCell">
       <w:rPr>
-        <w:color w:val="000000" w:themeColor="text1"/>
+        <w:color w:val="000000"/>
       </w:rPr>
     </w:tblStylePr>
   </w:style>
@@ -12376,7 +12377,7 @@
       <w:spacing w:after="0" w:line="240" w:lineRule="auto"/>
     </w:pPr>
     <w:rPr>
-      <w:color w:val="000000" w:themeColor="text1"/>
+      <w:color w:val="000000"/>
     </w:rPr>
     <w:tblPr>
       <w:tblStyleRowBandSize w:val="1"/>
@@ -12396,7 +12397,7 @@
       <w:rPr>
         <w:b/>
         <w:bCs/>
-        <w:color w:val="FFFFFF" w:themeColor="background1"/>
+        <w:color w:val="000000"/>
       </w:rPr>
       <w:tblPr/>
       <w:tcPr>
@@ -12410,7 +12411,7 @@
       <w:rPr>
         <w:b/>
         <w:bCs/>
-        <w:color w:val="9E3A38" w:themeColor="accent2" w:themeShade="CC"/>
+        <w:color w:val="000000"/>
       </w:rPr>
       <w:tblPr/>
       <w:tcPr>
@@ -12462,7 +12463,7 @@
       <w:spacing w:after="0" w:line="240" w:lineRule="auto"/>
     </w:pPr>
     <w:rPr>
-      <w:color w:val="000000" w:themeColor="text1"/>
+      <w:color w:val="000000"/>
     </w:rPr>
     <w:tblPr>
       <w:tblStyleRowBandSize w:val="1"/>
@@ -12482,7 +12483,7 @@
       <w:rPr>
         <w:b/>
         <w:bCs/>
-        <w:color w:val="FFFFFF" w:themeColor="background1"/>
+        <w:color w:val="000000"/>
       </w:rPr>
       <w:tblPr/>
       <w:tcPr>
@@ -12496,7 +12497,7 @@
       <w:rPr>
         <w:b/>
         <w:bCs/>
-        <w:color w:val="9E3A38" w:themeColor="accent2" w:themeShade="CC"/>
+        <w:color w:val="000000"/>
       </w:rPr>
       <w:tblPr/>
       <w:tcPr>
@@ -12548,7 +12549,7 @@
       <w:spacing w:after="0" w:line="240" w:lineRule="auto"/>
     </w:pPr>
     <w:rPr>
-      <w:color w:val="000000" w:themeColor="text1"/>
+      <w:color w:val="000000"/>
     </w:rPr>
     <w:tblPr>
       <w:tblStyleRowBandSize w:val="1"/>
@@ -12568,7 +12569,7 @@
       <w:rPr>
         <w:b/>
         <w:bCs/>
-        <w:color w:val="FFFFFF" w:themeColor="background1"/>
+        <w:color w:val="000000"/>
       </w:rPr>
       <w:tblPr/>
       <w:tcPr>
@@ -12582,7 +12583,7 @@
       <w:rPr>
         <w:b/>
         <w:bCs/>
-        <w:color w:val="9E3A38" w:themeColor="accent2" w:themeShade="CC"/>
+        <w:color w:val="000000"/>
       </w:rPr>
       <w:tblPr/>
       <w:tcPr>
@@ -12634,7 +12635,7 @@
       <w:spacing w:after="0" w:line="240" w:lineRule="auto"/>
     </w:pPr>
     <w:rPr>
-      <w:color w:val="000000" w:themeColor="text1"/>
+      <w:color w:val="000000"/>
     </w:rPr>
     <w:tblPr>
       <w:tblStyleRowBandSize w:val="1"/>
@@ -12654,7 +12655,7 @@
       <w:rPr>
         <w:b/>
         <w:bCs/>
-        <w:color w:val="FFFFFF" w:themeColor="background1"/>
+        <w:color w:val="000000"/>
       </w:rPr>
       <w:tblPr/>
       <w:tcPr>
@@ -12668,7 +12669,7 @@
       <w:rPr>
         <w:b/>
         <w:bCs/>
-        <w:color w:val="664E82" w:themeColor="accent4" w:themeShade="CC"/>
+        <w:color w:val="000000"/>
       </w:rPr>
       <w:tblPr/>
       <w:tcPr>
@@ -12720,7 +12721,7 @@
       <w:spacing w:after="0" w:line="240" w:lineRule="auto"/>
     </w:pPr>
     <w:rPr>
-      <w:color w:val="000000" w:themeColor="text1"/>
+      <w:color w:val="000000"/>
     </w:rPr>
     <w:tblPr>
       <w:tblStyleRowBandSize w:val="1"/>
@@ -12740,7 +12741,7 @@
       <w:rPr>
         <w:b/>
         <w:bCs/>
-        <w:color w:val="FFFFFF" w:themeColor="background1"/>
+        <w:color w:val="000000"/>
       </w:rPr>
       <w:tblPr/>
       <w:tcPr>
@@ -12754,7 +12755,7 @@
       <w:rPr>
         <w:b/>
         <w:bCs/>
-        <w:color w:val="7E9C40" w:themeColor="accent3" w:themeShade="CC"/>
+        <w:color w:val="000000"/>
       </w:rPr>
       <w:tblPr/>
       <w:tcPr>
@@ -12806,7 +12807,7 @@
       <w:spacing w:after="0" w:line="240" w:lineRule="auto"/>
     </w:pPr>
     <w:rPr>
-      <w:color w:val="000000" w:themeColor="text1"/>
+      <w:color w:val="000000"/>
     </w:rPr>
     <w:tblPr>
       <w:tblStyleRowBandSize w:val="1"/>
@@ -12826,7 +12827,7 @@
       <w:rPr>
         <w:b/>
         <w:bCs/>
-        <w:color w:val="FFFFFF" w:themeColor="background1"/>
+        <w:color w:val="000000"/>
       </w:rPr>
       <w:tblPr/>
       <w:tcPr>
@@ -12840,7 +12841,7 @@
       <w:rPr>
         <w:b/>
         <w:bCs/>
-        <w:color w:val="F2730A" w:themeColor="accent6" w:themeShade="CC"/>
+        <w:color w:val="000000"/>
       </w:rPr>
       <w:tblPr/>
       <w:tcPr>
@@ -12892,7 +12893,7 @@
       <w:spacing w:after="0" w:line="240" w:lineRule="auto"/>
     </w:pPr>
     <w:rPr>
-      <w:color w:val="000000" w:themeColor="text1"/>
+      <w:color w:val="000000"/>
     </w:rPr>
     <w:tblPr>
       <w:tblStyleRowBandSize w:val="1"/>
@@ -12912,7 +12913,7 @@
       <w:rPr>
         <w:b/>
         <w:bCs/>
-        <w:color w:val="FFFFFF" w:themeColor="background1"/>
+        <w:color w:val="000000"/>
       </w:rPr>
       <w:tblPr/>
       <w:tcPr>
@@ -12926,7 +12927,7 @@
       <w:rPr>
         <w:b/>
         <w:bCs/>
-        <w:color w:val="348DA5" w:themeColor="accent5" w:themeShade="CC"/>
+        <w:color w:val="000000"/>
       </w:rPr>
       <w:tblPr/>
       <w:tcPr>
@@ -12978,7 +12979,7 @@
       <w:spacing w:after="0" w:line="240" w:lineRule="auto"/>
     </w:pPr>
     <w:rPr>
-      <w:color w:val="000000" w:themeColor="text1"/>
+      <w:color w:val="000000"/>
     </w:rPr>
     <w:tblPr>
       <w:tblStyleRowBandSize w:val="1"/>
@@ -13011,7 +13012,7 @@
       <w:rPr>
         <w:b/>
         <w:bCs/>
-        <w:color w:val="000000" w:themeColor="text1"/>
+        <w:color w:val="000000"/>
       </w:rPr>
       <w:tblPr/>
       <w:tcPr>
@@ -13020,7 +13021,7 @@
     </w:tblStylePr>
     <w:tblStylePr w:type="firstCol">
       <w:rPr>
-        <w:color w:val="FFFFFF" w:themeColor="background1"/>
+        <w:color w:val="000000"/>
       </w:rPr>
       <w:tblPr/>
       <w:tcPr>
@@ -13029,7 +13030,7 @@
     </w:tblStylePr>
     <w:tblStylePr w:type="lastCol">
       <w:rPr>
-        <w:color w:val="FFFFFF" w:themeColor="background1"/>
+        <w:color w:val="000000"/>
       </w:rPr>
       <w:tblPr/>
       <w:tcPr>
@@ -13058,7 +13059,7 @@
       <w:spacing w:after="0" w:line="240" w:lineRule="auto"/>
     </w:pPr>
     <w:rPr>
-      <w:color w:val="000000" w:themeColor="text1"/>
+      <w:color w:val="000000"/>
     </w:rPr>
     <w:tblPr>
       <w:tblStyleRowBandSize w:val="1"/>
@@ -13091,7 +13092,7 @@
       <w:rPr>
         <w:b/>
         <w:bCs/>
-        <w:color w:val="000000" w:themeColor="text1"/>
+        <w:color w:val="000000"/>
       </w:rPr>
       <w:tblPr/>
       <w:tcPr>
@@ -13100,7 +13101,7 @@
     </w:tblStylePr>
     <w:tblStylePr w:type="firstCol">
       <w:rPr>
-        <w:color w:val="FFFFFF" w:themeColor="background1"/>
+        <w:color w:val="000000"/>
       </w:rPr>
       <w:tblPr/>
       <w:tcPr>
@@ -13109,7 +13110,7 @@
     </w:tblStylePr>
     <w:tblStylePr w:type="lastCol">
       <w:rPr>
-        <w:color w:val="FFFFFF" w:themeColor="background1"/>
+        <w:color w:val="000000"/>
       </w:rPr>
       <w:tblPr/>
       <w:tcPr>
@@ -13138,7 +13139,7 @@
       <w:spacing w:after="0" w:line="240" w:lineRule="auto"/>
     </w:pPr>
     <w:rPr>
-      <w:color w:val="000000" w:themeColor="text1"/>
+      <w:color w:val="000000"/>
     </w:rPr>
     <w:tblPr>
       <w:tblStyleRowBandSize w:val="1"/>
@@ -13171,7 +13172,7 @@
       <w:rPr>
         <w:b/>
         <w:bCs/>
-        <w:color w:val="000000" w:themeColor="text1"/>
+        <w:color w:val="000000"/>
       </w:rPr>
       <w:tblPr/>
       <w:tcPr>
@@ -13180,7 +13181,7 @@
     </w:tblStylePr>
     <w:tblStylePr w:type="firstCol">
       <w:rPr>
-        <w:color w:val="FFFFFF" w:themeColor="background1"/>
+        <w:color w:val="000000"/>
       </w:rPr>
       <w:tblPr/>
       <w:tcPr>
@@ -13189,7 +13190,7 @@
     </w:tblStylePr>
     <w:tblStylePr w:type="lastCol">
       <w:rPr>
-        <w:color w:val="FFFFFF" w:themeColor="background1"/>
+        <w:color w:val="000000"/>
       </w:rPr>
       <w:tblPr/>
       <w:tcPr>
@@ -13218,7 +13219,7 @@
       <w:spacing w:after="0" w:line="240" w:lineRule="auto"/>
     </w:pPr>
     <w:rPr>
-      <w:color w:val="000000" w:themeColor="text1"/>
+      <w:color w:val="000000"/>
     </w:rPr>
     <w:tblPr>
       <w:tblStyleRowBandSize w:val="1"/>
@@ -13251,7 +13252,7 @@
       <w:rPr>
         <w:b/>
         <w:bCs/>
-        <w:color w:val="000000" w:themeColor="text1"/>
+        <w:color w:val="000000"/>
       </w:rPr>
       <w:tblPr/>
       <w:tcPr>
@@ -13260,7 +13261,7 @@
     </w:tblStylePr>
     <w:tblStylePr w:type="firstCol">
       <w:rPr>
-        <w:color w:val="FFFFFF" w:themeColor="background1"/>
+        <w:color w:val="000000"/>
       </w:rPr>
       <w:tblPr/>
       <w:tcPr>
@@ -13269,7 +13270,7 @@
     </w:tblStylePr>
     <w:tblStylePr w:type="lastCol">
       <w:rPr>
-        <w:color w:val="FFFFFF" w:themeColor="background1"/>
+        <w:color w:val="000000"/>
       </w:rPr>
       <w:tblPr/>
       <w:tcPr>
@@ -13298,7 +13299,7 @@
       <w:spacing w:after="0" w:line="240" w:lineRule="auto"/>
     </w:pPr>
     <w:rPr>
-      <w:color w:val="000000" w:themeColor="text1"/>
+      <w:color w:val="000000"/>
     </w:rPr>
     <w:tblPr>
       <w:tblStyleRowBandSize w:val="1"/>
@@ -13331,7 +13332,7 @@
       <w:rPr>
         <w:b/>
         <w:bCs/>
-        <w:color w:val="000000" w:themeColor="text1"/>
+        <w:color w:val="000000"/>
       </w:rPr>
       <w:tblPr/>
       <w:tcPr>
@@ -13340,7 +13341,7 @@
     </w:tblStylePr>
     <w:tblStylePr w:type="firstCol">
       <w:rPr>
-        <w:color w:val="FFFFFF" w:themeColor="background1"/>
+        <w:color w:val="000000"/>
       </w:rPr>
       <w:tblPr/>
       <w:tcPr>
@@ -13349,7 +13350,7 @@
     </w:tblStylePr>
     <w:tblStylePr w:type="lastCol">
       <w:rPr>
-        <w:color w:val="FFFFFF" w:themeColor="background1"/>
+        <w:color w:val="000000"/>
       </w:rPr>
       <w:tblPr/>
       <w:tcPr>
@@ -13378,7 +13379,7 @@
       <w:spacing w:after="0" w:line="240" w:lineRule="auto"/>
     </w:pPr>
     <w:rPr>
-      <w:color w:val="000000" w:themeColor="text1"/>
+      <w:color w:val="000000"/>
     </w:rPr>
     <w:tblPr>
       <w:tblStyleRowBandSize w:val="1"/>
@@ -13411,7 +13412,7 @@
       <w:rPr>
         <w:b/>
         <w:bCs/>
-        <w:color w:val="000000" w:themeColor="text1"/>
+        <w:color w:val="000000"/>
       </w:rPr>
       <w:tblPr/>
       <w:tcPr>
@@ -13420,7 +13421,7 @@
     </w:tblStylePr>
     <w:tblStylePr w:type="firstCol">
       <w:rPr>
-        <w:color w:val="FFFFFF" w:themeColor="background1"/>
+        <w:color w:val="000000"/>
       </w:rPr>
       <w:tblPr/>
       <w:tcPr>
@@ -13429,7 +13430,7 @@
     </w:tblStylePr>
     <w:tblStylePr w:type="lastCol">
       <w:rPr>
-        <w:color w:val="FFFFFF" w:themeColor="background1"/>
+        <w:color w:val="000000"/>
       </w:rPr>
       <w:tblPr/>
       <w:tcPr>
@@ -13458,7 +13459,7 @@
       <w:spacing w:after="0" w:line="240" w:lineRule="auto"/>
     </w:pPr>
     <w:rPr>
-      <w:color w:val="000000" w:themeColor="text1"/>
+      <w:color w:val="000000"/>
     </w:rPr>
     <w:tblPr>
       <w:tblStyleRowBandSize w:val="1"/>
@@ -13491,7 +13492,7 @@
       <w:rPr>
         <w:b/>
         <w:bCs/>
-        <w:color w:val="000000" w:themeColor="text1"/>
+        <w:color w:val="000000"/>
       </w:rPr>
       <w:tblPr/>
       <w:tcPr>
@@ -13500,7 +13501,7 @@
     </w:tblStylePr>
     <w:tblStylePr w:type="firstCol">
       <w:rPr>
-        <w:color w:val="FFFFFF" w:themeColor="background1"/>
+        <w:color w:val="000000"/>
       </w:rPr>
       <w:tblPr/>
       <w:tcPr>
@@ -13509,7 +13510,7 @@
     </w:tblStylePr>
     <w:tblStylePr w:type="lastCol">
       <w:rPr>
-        <w:color w:val="FFFFFF" w:themeColor="background1"/>
+        <w:color w:val="000000"/>
       </w:rPr>
       <w:tblPr/>
       <w:tcPr>
